--- a/eng/docx/026.content.docx
+++ b/eng/docx/026.content.docx
@@ -22385,13 +22385,13 @@
         <w:rPr>
           <w:lang w:val="en_US" w:bidi="en_US"/>
         </w:rPr>
-        <w:t>One of the “counselors” of Job who is listed as a Naamathite (</w:t>
-      </w:r>
-      <w:r>
-        <w:rPr>
-          <w:lang w:val="en_US" w:bidi="en_US"/>
-        </w:rPr>
-        <w:t>Jb 2:11</w:t>
+        <w:t>Zophar was one of the “counselors” of Job, listed as a Naamathite (</w:t>
+      </w:r>
+      <w:r>
+        <w:rPr>
+          <w:lang w:val="en_US" w:bidi="en_US"/>
+        </w:rPr>
+        <w:t>Job 2:11</w:t>
       </w:r>
       <w:r>
         <w:rPr>
@@ -22421,7 +22421,19 @@
         <w:rPr>
           <w:lang w:val="en_US" w:bidi="en_US"/>
         </w:rPr>
-        <w:t>). He offers the most direct accusations against Job but later offers sacrifice for Job as commanded by the Lord (</w:t>
+        <w:t xml:space="preserve">). He offers the most direct accusations against Job. </w:t>
+      </w:r>
+      <w:r>
+        <w:rPr>
+          <w:lang w:val="en_US" w:bidi="en_US"/>
+        </w:rPr>
+        <w:t>But later, he offers a sacrifice to Yahweh, as the Lord had commanded</w:t>
+      </w:r>
+      <w:r>
+        <w:rPr>
+          <w:lang w:val="en_US" w:bidi="en_US"/>
+        </w:rPr>
+        <w:t xml:space="preserve"> (</w:t>
       </w:r>
       <w:r>
         <w:rPr>
